--- a/output_reports/test_abutment_report.docx
+++ b/output_reports/test_abutment_report.docx
@@ -1768,7 +1768,7 @@
                 <w:rFonts w:ascii="Times New Roman" w:hAnsi="Times New Roman"/>
                 <w:sz w:val="17"/>
               </w:rPr>
-              <w:t>Pcp = 4500.0 kN</w:t>
+              <w:t>Pcp = 4800.0 kN</w:t>
             </w:r>
           </w:p>
         </w:tc>
@@ -1792,7 +1792,7 @@
                 <w:rFonts w:ascii="Times New Roman" w:hAnsi="Times New Roman"/>
                 <w:sz w:val="17"/>
               </w:rPr>
-              <w:t>1.02</w:t>
+              <w:t>0.95</w:t>
             </w:r>
           </w:p>
         </w:tc>
@@ -1839,10 +1839,10 @@
               <w:rPr>
                 <w:rFonts w:ascii="Times New Roman" w:hAnsi="Times New Roman"/>
                 <w:b/>
-                <w:color w:val="C80000"/>
-                <w:sz w:val="17"/>
-              </w:rPr>
-              <w:t>KHÔNG ĐẠT</w:t>
+                <w:color w:val="008000"/>
+                <w:sz w:val="17"/>
+              </w:rPr>
+              <w:t>ĐẠT</w:t>
             </w:r>
           </w:p>
         </w:tc>
@@ -3928,7 +3928,7 @@
                 <w:rFonts w:ascii="Times New Roman" w:hAnsi="Times New Roman"/>
                 <w:sz w:val="17"/>
               </w:rPr>
-              <w:t>Pcp = 4500.0 kN</w:t>
+              <w:t>Pcp = 4800.0 kN</w:t>
             </w:r>
           </w:p>
         </w:tc>
@@ -12374,7 +12374,1166 @@
         <w:rPr>
           <w:color w:val="1F4E79"/>
         </w:rPr>
-        <w:t>CHƯƠNG 5. PHÂN TÍCH VÀ KIỂM TOÁN PHẢN LỰC MÓNG CỌC (PHƯƠNG PHÁP MA TRẬN ĐỘ CỨNG TS_PILE)</w:t>
+        <w:t>CHƯƠNG 5. ĐỊA CHẤT CÔNG TRÌNH VÀ TÍNH TOÁN SỨC CHỊU TẢI CỌC (TS-CAP TCVN 11823-10)</w:t>
+      </w:r>
+    </w:p>
+    <w:p>
+      <w:r>
+        <w:t>• Đường kính cọc D = 1.2 m | Chiều dài cọc L = 35.00 m</w:t>
+        <w:br/>
+        <w:t>• Cao độ đáy bệ = 0.0 m | Cao độ mũi cọc = -35.0 m | Mực nước ngầm = 2.0 m</w:t>
+        <w:br/>
+        <w:t>• Sức kháng ma sát thân danh định: Qsn = 9883.6 kN</w:t>
+        <w:br/>
+        <w:t>• Sức kháng mũi cọc danh định: Qpn = 2482.5 kN</w:t>
+        <w:br/>
+        <w:t>• Sức kháng danh định tổng cộng: Rn = 12366.1 kN</w:t>
+        <w:br/>
+        <w:t>• TTGH Cường độ (ULS): Sức kháng tính toán φRn = 6710.2 kN (φ = 0.50~0.55)</w:t>
+        <w:br/>
+        <w:t>• TTGH Đặc biệt (EXTREME): Sức kháng tính toán Rn,ext = 10927.1 kN (φ = 1.0)</w:t>
+        <w:br/>
+        <w:t>• TTGH Sử dụng (SLS): φ = 1.0 | Sức kháng nhổ cho phép: 4887.6 kN</w:t>
+        <w:br/>
+      </w:r>
+    </w:p>
+    <w:tbl>
+      <w:tblPr>
+        <w:tblW w:type="auto" w:w="0"/>
+        <w:jc w:val="center"/>
+        <w:tblLayout w:type="fixed"/>
+        <w:tblLook w:firstColumn="1" w:firstRow="1" w:lastColumn="0" w:lastRow="0" w:noHBand="0" w:noVBand="1" w:val="04A0"/>
+      </w:tblPr>
+      <w:tblGrid>
+        <w:gridCol w:w="1096"/>
+        <w:gridCol w:w="1096"/>
+        <w:gridCol w:w="1096"/>
+        <w:gridCol w:w="1096"/>
+        <w:gridCol w:w="1096"/>
+        <w:gridCol w:w="1096"/>
+        <w:gridCol w:w="1096"/>
+        <w:gridCol w:w="1096"/>
+        <w:gridCol w:w="1096"/>
+      </w:tblGrid>
+      <w:tr>
+        <w:tc>
+          <w:tcPr>
+            <w:tcW w:type="dxa" w:w="2880"/>
+            <w:shd w:fill="1F4E79"/>
+            <w:tcMar>
+              <w:top w:w="100" w:type="dxa"/>
+              <w:bottom w:w="100" w:type="dxa"/>
+              <w:left w:w="90" w:type="dxa"/>
+              <w:right w:w="90" w:type="dxa"/>
+            </w:tcMar>
+          </w:tcPr>
+          <w:p>
+            <w:pPr>
+              <w:jc w:val="center"/>
+            </w:pPr>
+            <w:r>
+              <w:rPr>
+                <w:rFonts w:ascii="Times New Roman" w:hAnsi="Times New Roman"/>
+                <w:b/>
+                <w:color w:val="FFFFFF"/>
+                <w:sz w:val="18"/>
+              </w:rPr>
+              <w:t>Lớp đất / Đá</w:t>
+            </w:r>
+          </w:p>
+        </w:tc>
+        <w:tc>
+          <w:tcPr>
+            <w:tcW w:type="dxa" w:w="1296"/>
+            <w:shd w:fill="1F4E79"/>
+            <w:tcMar>
+              <w:top w:w="100" w:type="dxa"/>
+              <w:bottom w:w="100" w:type="dxa"/>
+              <w:left w:w="90" w:type="dxa"/>
+              <w:right w:w="90" w:type="dxa"/>
+            </w:tcMar>
+          </w:tcPr>
+          <w:p>
+            <w:pPr>
+              <w:jc w:val="center"/>
+            </w:pPr>
+            <w:r>
+              <w:rPr>
+                <w:rFonts w:ascii="Times New Roman" w:hAnsi="Times New Roman"/>
+                <w:b/>
+                <w:color w:val="FFFFFF"/>
+                <w:sz w:val="18"/>
+              </w:rPr>
+              <w:t>Cao độ đáy (m)</w:t>
+            </w:r>
+          </w:p>
+        </w:tc>
+        <w:tc>
+          <w:tcPr>
+            <w:tcW w:type="dxa" w:w="1008"/>
+            <w:shd w:fill="1F4E79"/>
+            <w:tcMar>
+              <w:top w:w="100" w:type="dxa"/>
+              <w:bottom w:w="100" w:type="dxa"/>
+              <w:left w:w="90" w:type="dxa"/>
+              <w:right w:w="90" w:type="dxa"/>
+            </w:tcMar>
+          </w:tcPr>
+          <w:p>
+            <w:pPr>
+              <w:jc w:val="center"/>
+            </w:pPr>
+            <w:r>
+              <w:rPr>
+                <w:rFonts w:ascii="Times New Roman" w:hAnsi="Times New Roman"/>
+                <w:b/>
+                <w:color w:val="FFFFFF"/>
+                <w:sz w:val="18"/>
+              </w:rPr>
+              <w:t>Dày (m)</w:t>
+            </w:r>
+          </w:p>
+        </w:tc>
+        <w:tc>
+          <w:tcPr>
+            <w:tcW w:type="dxa" w:w="1296"/>
+            <w:shd w:fill="1F4E79"/>
+            <w:tcMar>
+              <w:top w:w="100" w:type="dxa"/>
+              <w:bottom w:w="100" w:type="dxa"/>
+              <w:left w:w="90" w:type="dxa"/>
+              <w:right w:w="90" w:type="dxa"/>
+            </w:tcMar>
+          </w:tcPr>
+          <w:p>
+            <w:pPr>
+              <w:jc w:val="center"/>
+            </w:pPr>
+            <w:r>
+              <w:rPr>
+                <w:rFonts w:ascii="Times New Roman" w:hAnsi="Times New Roman"/>
+                <w:b/>
+                <w:color w:val="FFFFFF"/>
+                <w:sz w:val="18"/>
+              </w:rPr>
+              <w:t>Loại</w:t>
+            </w:r>
+          </w:p>
+        </w:tc>
+        <w:tc>
+          <w:tcPr>
+            <w:tcW w:type="dxa" w:w="864"/>
+            <w:shd w:fill="1F4E79"/>
+            <w:tcMar>
+              <w:top w:w="100" w:type="dxa"/>
+              <w:bottom w:w="100" w:type="dxa"/>
+              <w:left w:w="90" w:type="dxa"/>
+              <w:right w:w="90" w:type="dxa"/>
+            </w:tcMar>
+          </w:tcPr>
+          <w:p>
+            <w:pPr>
+              <w:jc w:val="center"/>
+            </w:pPr>
+            <w:r>
+              <w:rPr>
+                <w:rFonts w:ascii="Times New Roman" w:hAnsi="Times New Roman"/>
+                <w:b/>
+                <w:color w:val="FFFFFF"/>
+                <w:sz w:val="18"/>
+              </w:rPr>
+              <w:t>SPT</w:t>
+            </w:r>
+          </w:p>
+        </w:tc>
+        <w:tc>
+          <w:tcPr>
+            <w:tcW w:type="dxa" w:w="1008"/>
+            <w:shd w:fill="1F4E79"/>
+            <w:tcMar>
+              <w:top w:w="100" w:type="dxa"/>
+              <w:bottom w:w="100" w:type="dxa"/>
+              <w:left w:w="90" w:type="dxa"/>
+              <w:right w:w="90" w:type="dxa"/>
+            </w:tcMar>
+          </w:tcPr>
+          <w:p>
+            <w:pPr>
+              <w:jc w:val="center"/>
+            </w:pPr>
+            <w:r>
+              <w:rPr>
+                <w:rFonts w:ascii="Times New Roman" w:hAnsi="Times New Roman"/>
+                <w:b/>
+                <w:color w:val="FFFFFF"/>
+                <w:sz w:val="18"/>
+              </w:rPr>
+              <w:t>γ (kN/m³)</w:t>
+            </w:r>
+          </w:p>
+        </w:tc>
+        <w:tc>
+          <w:tcPr>
+            <w:tcW w:type="dxa" w:w="1728"/>
+            <w:shd w:fill="1F4E79"/>
+            <w:tcMar>
+              <w:top w:w="100" w:type="dxa"/>
+              <w:bottom w:w="100" w:type="dxa"/>
+              <w:left w:w="90" w:type="dxa"/>
+              <w:right w:w="90" w:type="dxa"/>
+            </w:tcMar>
+          </w:tcPr>
+          <w:p>
+            <w:pPr>
+              <w:jc w:val="center"/>
+            </w:pPr>
+            <w:r>
+              <w:rPr>
+                <w:rFonts w:ascii="Times New Roman" w:hAnsi="Times New Roman"/>
+                <w:b/>
+                <w:color w:val="FFFFFF"/>
+                <w:sz w:val="18"/>
+              </w:rPr>
+              <w:t>c (MPa) / φ (°)</w:t>
+            </w:r>
+          </w:p>
+        </w:tc>
+        <w:tc>
+          <w:tcPr>
+            <w:tcW w:type="dxa" w:w="1152"/>
+            <w:shd w:fill="1F4E79"/>
+            <w:tcMar>
+              <w:top w:w="100" w:type="dxa"/>
+              <w:bottom w:w="100" w:type="dxa"/>
+              <w:left w:w="90" w:type="dxa"/>
+              <w:right w:w="90" w:type="dxa"/>
+            </w:tcMar>
+          </w:tcPr>
+          <w:p>
+            <w:pPr>
+              <w:jc w:val="center"/>
+            </w:pPr>
+            <w:r>
+              <w:rPr>
+                <w:rFonts w:ascii="Times New Roman" w:hAnsi="Times New Roman"/>
+                <w:b/>
+                <w:color w:val="FFFFFF"/>
+                <w:sz w:val="18"/>
+              </w:rPr>
+              <w:t>Qs (kN)</w:t>
+            </w:r>
+          </w:p>
+        </w:tc>
+        <w:tc>
+          <w:tcPr>
+            <w:tcW w:type="dxa" w:w="1152"/>
+            <w:shd w:fill="1F4E79"/>
+            <w:tcMar>
+              <w:top w:w="100" w:type="dxa"/>
+              <w:bottom w:w="100" w:type="dxa"/>
+              <w:left w:w="90" w:type="dxa"/>
+              <w:right w:w="90" w:type="dxa"/>
+            </w:tcMar>
+          </w:tcPr>
+          <w:p>
+            <w:pPr>
+              <w:jc w:val="center"/>
+            </w:pPr>
+            <w:r>
+              <w:rPr>
+                <w:rFonts w:ascii="Times New Roman" w:hAnsi="Times New Roman"/>
+                <w:b/>
+                <w:color w:val="FFFFFF"/>
+                <w:sz w:val="18"/>
+              </w:rPr>
+              <w:t>Qsf (kN)</w:t>
+            </w:r>
+          </w:p>
+        </w:tc>
+      </w:tr>
+      <w:tr>
+        <w:tc>
+          <w:tcPr>
+            <w:tcW w:type="dxa" w:w="2880"/>
+            <w:shd w:fill="FFFFFF"/>
+            <w:tcMar>
+              <w:top w:w="60" w:type="dxa"/>
+              <w:bottom w:w="60" w:type="dxa"/>
+              <w:left w:w="80" w:type="dxa"/>
+              <w:right w:w="80" w:type="dxa"/>
+            </w:tcMar>
+          </w:tcPr>
+          <w:p>
+            <w:pPr>
+              <w:jc w:val="left"/>
+            </w:pPr>
+            <w:r>
+              <w:rPr>
+                <w:rFonts w:ascii="Times New Roman" w:hAnsi="Times New Roman"/>
+                <w:sz w:val="17"/>
+              </w:rPr>
+              <w:t>Lớp 1: Bùn sét màu xám đen, trạng thái chảy</w:t>
+            </w:r>
+          </w:p>
+        </w:tc>
+        <w:tc>
+          <w:tcPr>
+            <w:tcW w:type="dxa" w:w="1296"/>
+            <w:shd w:fill="FFFFFF"/>
+            <w:tcMar>
+              <w:top w:w="60" w:type="dxa"/>
+              <w:bottom w:w="60" w:type="dxa"/>
+              <w:left w:w="80" w:type="dxa"/>
+              <w:right w:w="80" w:type="dxa"/>
+            </w:tcMar>
+          </w:tcPr>
+          <w:p>
+            <w:pPr>
+              <w:jc w:val="right"/>
+            </w:pPr>
+            <w:r>
+              <w:rPr>
+                <w:rFonts w:ascii="Times New Roman" w:hAnsi="Times New Roman"/>
+                <w:sz w:val="17"/>
+              </w:rPr>
+              <w:t>-5.00</w:t>
+            </w:r>
+          </w:p>
+        </w:tc>
+        <w:tc>
+          <w:tcPr>
+            <w:tcW w:type="dxa" w:w="1008"/>
+            <w:shd w:fill="FFFFFF"/>
+            <w:tcMar>
+              <w:top w:w="60" w:type="dxa"/>
+              <w:bottom w:w="60" w:type="dxa"/>
+              <w:left w:w="80" w:type="dxa"/>
+              <w:right w:w="80" w:type="dxa"/>
+            </w:tcMar>
+          </w:tcPr>
+          <w:p>
+            <w:pPr>
+              <w:jc w:val="right"/>
+            </w:pPr>
+            <w:r>
+              <w:rPr>
+                <w:rFonts w:ascii="Times New Roman" w:hAnsi="Times New Roman"/>
+                <w:sz w:val="17"/>
+              </w:rPr>
+              <w:t>5.00</w:t>
+            </w:r>
+          </w:p>
+        </w:tc>
+        <w:tc>
+          <w:tcPr>
+            <w:tcW w:type="dxa" w:w="1296"/>
+            <w:shd w:fill="FFFFFF"/>
+            <w:tcMar>
+              <w:top w:w="60" w:type="dxa"/>
+              <w:bottom w:w="60" w:type="dxa"/>
+              <w:left w:w="80" w:type="dxa"/>
+              <w:right w:w="80" w:type="dxa"/>
+            </w:tcMar>
+          </w:tcPr>
+          <w:p>
+            <w:pPr>
+              <w:jc w:val="right"/>
+            </w:pPr>
+            <w:r>
+              <w:rPr>
+                <w:rFonts w:ascii="Times New Roman" w:hAnsi="Times New Roman"/>
+                <w:sz w:val="17"/>
+              </w:rPr>
+              <w:t>Sét/đất dính</w:t>
+            </w:r>
+          </w:p>
+        </w:tc>
+        <w:tc>
+          <w:tcPr>
+            <w:tcW w:type="dxa" w:w="864"/>
+            <w:shd w:fill="FFFFFF"/>
+            <w:tcMar>
+              <w:top w:w="60" w:type="dxa"/>
+              <w:bottom w:w="60" w:type="dxa"/>
+              <w:left w:w="80" w:type="dxa"/>
+              <w:right w:w="80" w:type="dxa"/>
+            </w:tcMar>
+          </w:tcPr>
+          <w:p>
+            <w:pPr>
+              <w:jc w:val="right"/>
+            </w:pPr>
+            <w:r>
+              <w:rPr>
+                <w:rFonts w:ascii="Times New Roman" w:hAnsi="Times New Roman"/>
+                <w:sz w:val="17"/>
+              </w:rPr>
+              <w:t>2</w:t>
+            </w:r>
+          </w:p>
+        </w:tc>
+        <w:tc>
+          <w:tcPr>
+            <w:tcW w:type="dxa" w:w="1008"/>
+            <w:shd w:fill="FFFFFF"/>
+            <w:tcMar>
+              <w:top w:w="60" w:type="dxa"/>
+              <w:bottom w:w="60" w:type="dxa"/>
+              <w:left w:w="80" w:type="dxa"/>
+              <w:right w:w="80" w:type="dxa"/>
+            </w:tcMar>
+          </w:tcPr>
+          <w:p>
+            <w:pPr>
+              <w:jc w:val="right"/>
+            </w:pPr>
+            <w:r>
+              <w:rPr>
+                <w:rFonts w:ascii="Times New Roman" w:hAnsi="Times New Roman"/>
+                <w:sz w:val="17"/>
+              </w:rPr>
+              <w:t>6.7</w:t>
+            </w:r>
+          </w:p>
+        </w:tc>
+        <w:tc>
+          <w:tcPr>
+            <w:tcW w:type="dxa" w:w="1728"/>
+            <w:shd w:fill="FFFFFF"/>
+            <w:tcMar>
+              <w:top w:w="60" w:type="dxa"/>
+              <w:bottom w:w="60" w:type="dxa"/>
+              <w:left w:w="80" w:type="dxa"/>
+              <w:right w:w="80" w:type="dxa"/>
+            </w:tcMar>
+          </w:tcPr>
+          <w:p>
+            <w:pPr>
+              <w:jc w:val="right"/>
+            </w:pPr>
+            <w:r>
+              <w:rPr>
+                <w:rFonts w:ascii="Times New Roman" w:hAnsi="Times New Roman"/>
+                <w:sz w:val="17"/>
+              </w:rPr>
+              <w:t>0.015 / 5.0°</w:t>
+            </w:r>
+          </w:p>
+        </w:tc>
+        <w:tc>
+          <w:tcPr>
+            <w:tcW w:type="dxa" w:w="1152"/>
+            <w:shd w:fill="FFFFFF"/>
+            <w:tcMar>
+              <w:top w:w="60" w:type="dxa"/>
+              <w:bottom w:w="60" w:type="dxa"/>
+              <w:left w:w="80" w:type="dxa"/>
+              <w:right w:w="80" w:type="dxa"/>
+            </w:tcMar>
+          </w:tcPr>
+          <w:p>
+            <w:pPr>
+              <w:jc w:val="right"/>
+            </w:pPr>
+            <w:r>
+              <w:rPr>
+                <w:rFonts w:ascii="Times New Roman" w:hAnsi="Times New Roman"/>
+                <w:sz w:val="17"/>
+              </w:rPr>
+              <w:t>87.1</w:t>
+            </w:r>
+          </w:p>
+        </w:tc>
+        <w:tc>
+          <w:tcPr>
+            <w:tcW w:type="dxa" w:w="1152"/>
+            <w:shd w:fill="FFFFFF"/>
+            <w:tcMar>
+              <w:top w:w="60" w:type="dxa"/>
+              <w:bottom w:w="60" w:type="dxa"/>
+              <w:left w:w="80" w:type="dxa"/>
+              <w:right w:w="80" w:type="dxa"/>
+            </w:tcMar>
+          </w:tcPr>
+          <w:p>
+            <w:pPr>
+              <w:jc w:val="right"/>
+            </w:pPr>
+            <w:r>
+              <w:rPr>
+                <w:rFonts w:ascii="Times New Roman" w:hAnsi="Times New Roman"/>
+                <w:sz w:val="17"/>
+              </w:rPr>
+              <w:t>39.2</w:t>
+            </w:r>
+          </w:p>
+        </w:tc>
+      </w:tr>
+      <w:tr>
+        <w:tc>
+          <w:tcPr>
+            <w:tcW w:type="dxa" w:w="2880"/>
+            <w:shd w:fill="F2F5F9"/>
+            <w:tcMar>
+              <w:top w:w="60" w:type="dxa"/>
+              <w:bottom w:w="60" w:type="dxa"/>
+              <w:left w:w="80" w:type="dxa"/>
+              <w:right w:w="80" w:type="dxa"/>
+            </w:tcMar>
+          </w:tcPr>
+          <w:p>
+            <w:pPr>
+              <w:jc w:val="left"/>
+            </w:pPr>
+            <w:r>
+              <w:rPr>
+                <w:rFonts w:ascii="Times New Roman" w:hAnsi="Times New Roman"/>
+                <w:sz w:val="17"/>
+              </w:rPr>
+              <w:t>Lớp 2: Sét pha dẻo mềm, xám nâu</w:t>
+            </w:r>
+          </w:p>
+        </w:tc>
+        <w:tc>
+          <w:tcPr>
+            <w:tcW w:type="dxa" w:w="1296"/>
+            <w:shd w:fill="F2F5F9"/>
+            <w:tcMar>
+              <w:top w:w="60" w:type="dxa"/>
+              <w:bottom w:w="60" w:type="dxa"/>
+              <w:left w:w="80" w:type="dxa"/>
+              <w:right w:w="80" w:type="dxa"/>
+            </w:tcMar>
+          </w:tcPr>
+          <w:p>
+            <w:pPr>
+              <w:jc w:val="right"/>
+            </w:pPr>
+            <w:r>
+              <w:rPr>
+                <w:rFonts w:ascii="Times New Roman" w:hAnsi="Times New Roman"/>
+                <w:sz w:val="17"/>
+              </w:rPr>
+              <w:t>-15.00</w:t>
+            </w:r>
+          </w:p>
+        </w:tc>
+        <w:tc>
+          <w:tcPr>
+            <w:tcW w:type="dxa" w:w="1008"/>
+            <w:shd w:fill="F2F5F9"/>
+            <w:tcMar>
+              <w:top w:w="60" w:type="dxa"/>
+              <w:bottom w:w="60" w:type="dxa"/>
+              <w:left w:w="80" w:type="dxa"/>
+              <w:right w:w="80" w:type="dxa"/>
+            </w:tcMar>
+          </w:tcPr>
+          <w:p>
+            <w:pPr>
+              <w:jc w:val="right"/>
+            </w:pPr>
+            <w:r>
+              <w:rPr>
+                <w:rFonts w:ascii="Times New Roman" w:hAnsi="Times New Roman"/>
+                <w:sz w:val="17"/>
+              </w:rPr>
+              <w:t>10.00</w:t>
+            </w:r>
+          </w:p>
+        </w:tc>
+        <w:tc>
+          <w:tcPr>
+            <w:tcW w:type="dxa" w:w="1296"/>
+            <w:shd w:fill="F2F5F9"/>
+            <w:tcMar>
+              <w:top w:w="60" w:type="dxa"/>
+              <w:bottom w:w="60" w:type="dxa"/>
+              <w:left w:w="80" w:type="dxa"/>
+              <w:right w:w="80" w:type="dxa"/>
+            </w:tcMar>
+          </w:tcPr>
+          <w:p>
+            <w:pPr>
+              <w:jc w:val="right"/>
+            </w:pPr>
+            <w:r>
+              <w:rPr>
+                <w:rFonts w:ascii="Times New Roman" w:hAnsi="Times New Roman"/>
+                <w:sz w:val="17"/>
+              </w:rPr>
+              <w:t>Sét/đất dính</w:t>
+            </w:r>
+          </w:p>
+        </w:tc>
+        <w:tc>
+          <w:tcPr>
+            <w:tcW w:type="dxa" w:w="864"/>
+            <w:shd w:fill="F2F5F9"/>
+            <w:tcMar>
+              <w:top w:w="60" w:type="dxa"/>
+              <w:bottom w:w="60" w:type="dxa"/>
+              <w:left w:w="80" w:type="dxa"/>
+              <w:right w:w="80" w:type="dxa"/>
+            </w:tcMar>
+          </w:tcPr>
+          <w:p>
+            <w:pPr>
+              <w:jc w:val="right"/>
+            </w:pPr>
+            <w:r>
+              <w:rPr>
+                <w:rFonts w:ascii="Times New Roman" w:hAnsi="Times New Roman"/>
+                <w:sz w:val="17"/>
+              </w:rPr>
+              <w:t>6</w:t>
+            </w:r>
+          </w:p>
+        </w:tc>
+        <w:tc>
+          <w:tcPr>
+            <w:tcW w:type="dxa" w:w="1008"/>
+            <w:shd w:fill="F2F5F9"/>
+            <w:tcMar>
+              <w:top w:w="60" w:type="dxa"/>
+              <w:bottom w:w="60" w:type="dxa"/>
+              <w:left w:w="80" w:type="dxa"/>
+              <w:right w:w="80" w:type="dxa"/>
+            </w:tcMar>
+          </w:tcPr>
+          <w:p>
+            <w:pPr>
+              <w:jc w:val="right"/>
+            </w:pPr>
+            <w:r>
+              <w:rPr>
+                <w:rFonts w:ascii="Times New Roman" w:hAnsi="Times New Roman"/>
+                <w:sz w:val="17"/>
+              </w:rPr>
+              <w:t>8.2</w:t>
+            </w:r>
+          </w:p>
+        </w:tc>
+        <w:tc>
+          <w:tcPr>
+            <w:tcW w:type="dxa" w:w="1728"/>
+            <w:shd w:fill="F2F5F9"/>
+            <w:tcMar>
+              <w:top w:w="60" w:type="dxa"/>
+              <w:bottom w:w="60" w:type="dxa"/>
+              <w:left w:w="80" w:type="dxa"/>
+              <w:right w:w="80" w:type="dxa"/>
+            </w:tcMar>
+          </w:tcPr>
+          <w:p>
+            <w:pPr>
+              <w:jc w:val="right"/>
+            </w:pPr>
+            <w:r>
+              <w:rPr>
+                <w:rFonts w:ascii="Times New Roman" w:hAnsi="Times New Roman"/>
+                <w:sz w:val="17"/>
+              </w:rPr>
+              <w:t>0.025 / 12.0°</w:t>
+            </w:r>
+          </w:p>
+        </w:tc>
+        <w:tc>
+          <w:tcPr>
+            <w:tcW w:type="dxa" w:w="1152"/>
+            <w:shd w:fill="F2F5F9"/>
+            <w:tcMar>
+              <w:top w:w="60" w:type="dxa"/>
+              <w:bottom w:w="60" w:type="dxa"/>
+              <w:left w:w="80" w:type="dxa"/>
+              <w:right w:w="80" w:type="dxa"/>
+            </w:tcMar>
+          </w:tcPr>
+          <w:p>
+            <w:pPr>
+              <w:jc w:val="right"/>
+            </w:pPr>
+            <w:r>
+              <w:rPr>
+                <w:rFonts w:ascii="Times New Roman" w:hAnsi="Times New Roman"/>
+                <w:sz w:val="17"/>
+              </w:rPr>
+              <w:t>746.4</w:t>
+            </w:r>
+          </w:p>
+        </w:tc>
+        <w:tc>
+          <w:tcPr>
+            <w:tcW w:type="dxa" w:w="1152"/>
+            <w:shd w:fill="F2F5F9"/>
+            <w:tcMar>
+              <w:top w:w="60" w:type="dxa"/>
+              <w:bottom w:w="60" w:type="dxa"/>
+              <w:left w:w="80" w:type="dxa"/>
+              <w:right w:w="80" w:type="dxa"/>
+            </w:tcMar>
+          </w:tcPr>
+          <w:p>
+            <w:pPr>
+              <w:jc w:val="right"/>
+            </w:pPr>
+            <w:r>
+              <w:rPr>
+                <w:rFonts w:ascii="Times New Roman" w:hAnsi="Times New Roman"/>
+                <w:sz w:val="17"/>
+              </w:rPr>
+              <w:t>335.9</w:t>
+            </w:r>
+          </w:p>
+        </w:tc>
+      </w:tr>
+      <w:tr>
+        <w:tc>
+          <w:tcPr>
+            <w:tcW w:type="dxa" w:w="2880"/>
+            <w:shd w:fill="FFFFFF"/>
+            <w:tcMar>
+              <w:top w:w="60" w:type="dxa"/>
+              <w:bottom w:w="60" w:type="dxa"/>
+              <w:left w:w="80" w:type="dxa"/>
+              <w:right w:w="80" w:type="dxa"/>
+            </w:tcMar>
+          </w:tcPr>
+          <w:p>
+            <w:pPr>
+              <w:jc w:val="left"/>
+            </w:pPr>
+            <w:r>
+              <w:rPr>
+                <w:rFonts w:ascii="Times New Roman" w:hAnsi="Times New Roman"/>
+                <w:sz w:val="17"/>
+              </w:rPr>
+              <w:t>Lớp 3: Cát hạt trung - thô, chặt vừa</w:t>
+            </w:r>
+          </w:p>
+        </w:tc>
+        <w:tc>
+          <w:tcPr>
+            <w:tcW w:type="dxa" w:w="1296"/>
+            <w:shd w:fill="FFFFFF"/>
+            <w:tcMar>
+              <w:top w:w="60" w:type="dxa"/>
+              <w:bottom w:w="60" w:type="dxa"/>
+              <w:left w:w="80" w:type="dxa"/>
+              <w:right w:w="80" w:type="dxa"/>
+            </w:tcMar>
+          </w:tcPr>
+          <w:p>
+            <w:pPr>
+              <w:jc w:val="right"/>
+            </w:pPr>
+            <w:r>
+              <w:rPr>
+                <w:rFonts w:ascii="Times New Roman" w:hAnsi="Times New Roman"/>
+                <w:sz w:val="17"/>
+              </w:rPr>
+              <w:t>-28.00</w:t>
+            </w:r>
+          </w:p>
+        </w:tc>
+        <w:tc>
+          <w:tcPr>
+            <w:tcW w:type="dxa" w:w="1008"/>
+            <w:shd w:fill="FFFFFF"/>
+            <w:tcMar>
+              <w:top w:w="60" w:type="dxa"/>
+              <w:bottom w:w="60" w:type="dxa"/>
+              <w:left w:w="80" w:type="dxa"/>
+              <w:right w:w="80" w:type="dxa"/>
+            </w:tcMar>
+          </w:tcPr>
+          <w:p>
+            <w:pPr>
+              <w:jc w:val="right"/>
+            </w:pPr>
+            <w:r>
+              <w:rPr>
+                <w:rFonts w:ascii="Times New Roman" w:hAnsi="Times New Roman"/>
+                <w:sz w:val="17"/>
+              </w:rPr>
+              <w:t>13.00</w:t>
+            </w:r>
+          </w:p>
+        </w:tc>
+        <w:tc>
+          <w:tcPr>
+            <w:tcW w:type="dxa" w:w="1296"/>
+            <w:shd w:fill="FFFFFF"/>
+            <w:tcMar>
+              <w:top w:w="60" w:type="dxa"/>
+              <w:bottom w:w="60" w:type="dxa"/>
+              <w:left w:w="80" w:type="dxa"/>
+              <w:right w:w="80" w:type="dxa"/>
+            </w:tcMar>
+          </w:tcPr>
+          <w:p>
+            <w:pPr>
+              <w:jc w:val="right"/>
+            </w:pPr>
+            <w:r>
+              <w:rPr>
+                <w:rFonts w:ascii="Times New Roman" w:hAnsi="Times New Roman"/>
+                <w:sz w:val="17"/>
+              </w:rPr>
+              <w:t>Cát/đất rời</w:t>
+            </w:r>
+          </w:p>
+        </w:tc>
+        <w:tc>
+          <w:tcPr>
+            <w:tcW w:type="dxa" w:w="864"/>
+            <w:shd w:fill="FFFFFF"/>
+            <w:tcMar>
+              <w:top w:w="60" w:type="dxa"/>
+              <w:bottom w:w="60" w:type="dxa"/>
+              <w:left w:w="80" w:type="dxa"/>
+              <w:right w:w="80" w:type="dxa"/>
+            </w:tcMar>
+          </w:tcPr>
+          <w:p>
+            <w:pPr>
+              <w:jc w:val="right"/>
+            </w:pPr>
+            <w:r>
+              <w:rPr>
+                <w:rFonts w:ascii="Times New Roman" w:hAnsi="Times New Roman"/>
+                <w:sz w:val="17"/>
+              </w:rPr>
+              <w:t>25</w:t>
+            </w:r>
+          </w:p>
+        </w:tc>
+        <w:tc>
+          <w:tcPr>
+            <w:tcW w:type="dxa" w:w="1008"/>
+            <w:shd w:fill="FFFFFF"/>
+            <w:tcMar>
+              <w:top w:w="60" w:type="dxa"/>
+              <w:bottom w:w="60" w:type="dxa"/>
+              <w:left w:w="80" w:type="dxa"/>
+              <w:right w:w="80" w:type="dxa"/>
+            </w:tcMar>
+          </w:tcPr>
+          <w:p>
+            <w:pPr>
+              <w:jc w:val="right"/>
+            </w:pPr>
+            <w:r>
+              <w:rPr>
+                <w:rFonts w:ascii="Times New Roman" w:hAnsi="Times New Roman"/>
+                <w:sz w:val="17"/>
+              </w:rPr>
+              <w:t>9.7</w:t>
+            </w:r>
+          </w:p>
+        </w:tc>
+        <w:tc>
+          <w:tcPr>
+            <w:tcW w:type="dxa" w:w="1728"/>
+            <w:shd w:fill="FFFFFF"/>
+            <w:tcMar>
+              <w:top w:w="60" w:type="dxa"/>
+              <w:bottom w:w="60" w:type="dxa"/>
+              <w:left w:w="80" w:type="dxa"/>
+              <w:right w:w="80" w:type="dxa"/>
+            </w:tcMar>
+          </w:tcPr>
+          <w:p>
+            <w:pPr>
+              <w:jc w:val="right"/>
+            </w:pPr>
+            <w:r>
+              <w:rPr>
+                <w:rFonts w:ascii="Times New Roman" w:hAnsi="Times New Roman"/>
+                <w:sz w:val="17"/>
+              </w:rPr>
+              <w:t>0.000 / 38.9°</w:t>
+            </w:r>
+          </w:p>
+        </w:tc>
+        <w:tc>
+          <w:tcPr>
+            <w:tcW w:type="dxa" w:w="1152"/>
+            <w:shd w:fill="FFFFFF"/>
+            <w:tcMar>
+              <w:top w:w="60" w:type="dxa"/>
+              <w:bottom w:w="60" w:type="dxa"/>
+              <w:left w:w="80" w:type="dxa"/>
+              <w:right w:w="80" w:type="dxa"/>
+            </w:tcMar>
+          </w:tcPr>
+          <w:p>
+            <w:pPr>
+              <w:jc w:val="right"/>
+            </w:pPr>
+            <w:r>
+              <w:rPr>
+                <w:rFonts w:ascii="Times New Roman" w:hAnsi="Times New Roman"/>
+                <w:sz w:val="17"/>
+              </w:rPr>
+              <w:t>4300.0</w:t>
+            </w:r>
+          </w:p>
+        </w:tc>
+        <w:tc>
+          <w:tcPr>
+            <w:tcW w:type="dxa" w:w="1152"/>
+            <w:shd w:fill="FFFFFF"/>
+            <w:tcMar>
+              <w:top w:w="60" w:type="dxa"/>
+              <w:bottom w:w="60" w:type="dxa"/>
+              <w:left w:w="80" w:type="dxa"/>
+              <w:right w:w="80" w:type="dxa"/>
+            </w:tcMar>
+          </w:tcPr>
+          <w:p>
+            <w:pPr>
+              <w:jc w:val="right"/>
+            </w:pPr>
+            <w:r>
+              <w:rPr>
+                <w:rFonts w:ascii="Times New Roman" w:hAnsi="Times New Roman"/>
+                <w:sz w:val="17"/>
+              </w:rPr>
+              <w:t>2365.0</w:t>
+            </w:r>
+          </w:p>
+        </w:tc>
+      </w:tr>
+      <w:tr>
+        <w:tc>
+          <w:tcPr>
+            <w:tcW w:type="dxa" w:w="2880"/>
+            <w:shd w:fill="F2F5F9"/>
+            <w:tcMar>
+              <w:top w:w="60" w:type="dxa"/>
+              <w:bottom w:w="60" w:type="dxa"/>
+              <w:left w:w="80" w:type="dxa"/>
+              <w:right w:w="80" w:type="dxa"/>
+            </w:tcMar>
+          </w:tcPr>
+          <w:p>
+            <w:pPr>
+              <w:jc w:val="left"/>
+            </w:pPr>
+            <w:r>
+              <w:rPr>
+                <w:rFonts w:ascii="Times New Roman" w:hAnsi="Times New Roman"/>
+                <w:sz w:val="17"/>
+              </w:rPr>
+              <w:t>Lớp 4: Sét cứng/Đá phong hóa mạnh (IGM)</w:t>
+            </w:r>
+          </w:p>
+        </w:tc>
+        <w:tc>
+          <w:tcPr>
+            <w:tcW w:type="dxa" w:w="1296"/>
+            <w:shd w:fill="F2F5F9"/>
+            <w:tcMar>
+              <w:top w:w="60" w:type="dxa"/>
+              <w:bottom w:w="60" w:type="dxa"/>
+              <w:left w:w="80" w:type="dxa"/>
+              <w:right w:w="80" w:type="dxa"/>
+            </w:tcMar>
+          </w:tcPr>
+          <w:p>
+            <w:pPr>
+              <w:jc w:val="right"/>
+            </w:pPr>
+            <w:r>
+              <w:rPr>
+                <w:rFonts w:ascii="Times New Roman" w:hAnsi="Times New Roman"/>
+                <w:sz w:val="17"/>
+              </w:rPr>
+              <w:t>-35.00</w:t>
+            </w:r>
+          </w:p>
+        </w:tc>
+        <w:tc>
+          <w:tcPr>
+            <w:tcW w:type="dxa" w:w="1008"/>
+            <w:shd w:fill="F2F5F9"/>
+            <w:tcMar>
+              <w:top w:w="60" w:type="dxa"/>
+              <w:bottom w:w="60" w:type="dxa"/>
+              <w:left w:w="80" w:type="dxa"/>
+              <w:right w:w="80" w:type="dxa"/>
+            </w:tcMar>
+          </w:tcPr>
+          <w:p>
+            <w:pPr>
+              <w:jc w:val="right"/>
+            </w:pPr>
+            <w:r>
+              <w:rPr>
+                <w:rFonts w:ascii="Times New Roman" w:hAnsi="Times New Roman"/>
+                <w:sz w:val="17"/>
+              </w:rPr>
+              <w:t>7.00</w:t>
+            </w:r>
+          </w:p>
+        </w:tc>
+        <w:tc>
+          <w:tcPr>
+            <w:tcW w:type="dxa" w:w="1296"/>
+            <w:shd w:fill="F2F5F9"/>
+            <w:tcMar>
+              <w:top w:w="60" w:type="dxa"/>
+              <w:bottom w:w="60" w:type="dxa"/>
+              <w:left w:w="80" w:type="dxa"/>
+              <w:right w:w="80" w:type="dxa"/>
+            </w:tcMar>
+          </w:tcPr>
+          <w:p>
+            <w:pPr>
+              <w:jc w:val="right"/>
+            </w:pPr>
+            <w:r>
+              <w:rPr>
+                <w:rFonts w:ascii="Times New Roman" w:hAnsi="Times New Roman"/>
+                <w:sz w:val="17"/>
+              </w:rPr>
+              <w:t>IGM/đá mềm</w:t>
+            </w:r>
+          </w:p>
+        </w:tc>
+        <w:tc>
+          <w:tcPr>
+            <w:tcW w:type="dxa" w:w="864"/>
+            <w:shd w:fill="F2F5F9"/>
+            <w:tcMar>
+              <w:top w:w="60" w:type="dxa"/>
+              <w:bottom w:w="60" w:type="dxa"/>
+              <w:left w:w="80" w:type="dxa"/>
+              <w:right w:w="80" w:type="dxa"/>
+            </w:tcMar>
+          </w:tcPr>
+          <w:p>
+            <w:pPr>
+              <w:jc w:val="right"/>
+            </w:pPr>
+            <w:r>
+              <w:rPr>
+                <w:rFonts w:ascii="Times New Roman" w:hAnsi="Times New Roman"/>
+                <w:sz w:val="17"/>
+              </w:rPr>
+              <w:t>50</w:t>
+            </w:r>
+          </w:p>
+        </w:tc>
+        <w:tc>
+          <w:tcPr>
+            <w:tcW w:type="dxa" w:w="1008"/>
+            <w:shd w:fill="F2F5F9"/>
+            <w:tcMar>
+              <w:top w:w="60" w:type="dxa"/>
+              <w:bottom w:w="60" w:type="dxa"/>
+              <w:left w:w="80" w:type="dxa"/>
+              <w:right w:w="80" w:type="dxa"/>
+            </w:tcMar>
+          </w:tcPr>
+          <w:p>
+            <w:pPr>
+              <w:jc w:val="right"/>
+            </w:pPr>
+            <w:r>
+              <w:rPr>
+                <w:rFonts w:ascii="Times New Roman" w:hAnsi="Times New Roman"/>
+                <w:sz w:val="17"/>
+              </w:rPr>
+              <w:t>10.2</w:t>
+            </w:r>
+          </w:p>
+        </w:tc>
+        <w:tc>
+          <w:tcPr>
+            <w:tcW w:type="dxa" w:w="1728"/>
+            <w:shd w:fill="F2F5F9"/>
+            <w:tcMar>
+              <w:top w:w="60" w:type="dxa"/>
+              <w:bottom w:w="60" w:type="dxa"/>
+              <w:left w:w="80" w:type="dxa"/>
+              <w:right w:w="80" w:type="dxa"/>
+            </w:tcMar>
+          </w:tcPr>
+          <w:p>
+            <w:pPr>
+              <w:jc w:val="right"/>
+            </w:pPr>
+            <w:r>
+              <w:rPr>
+                <w:rFonts w:ascii="Times New Roman" w:hAnsi="Times New Roman"/>
+                <w:sz w:val="17"/>
+              </w:rPr>
+              <w:t>0.080 / 22.0°</w:t>
+            </w:r>
+          </w:p>
+        </w:tc>
+        <w:tc>
+          <w:tcPr>
+            <w:tcW w:type="dxa" w:w="1152"/>
+            <w:shd w:fill="F2F5F9"/>
+            <w:tcMar>
+              <w:top w:w="60" w:type="dxa"/>
+              <w:bottom w:w="60" w:type="dxa"/>
+              <w:left w:w="80" w:type="dxa"/>
+              <w:right w:w="80" w:type="dxa"/>
+            </w:tcMar>
+          </w:tcPr>
+          <w:p>
+            <w:pPr>
+              <w:jc w:val="right"/>
+            </w:pPr>
+            <w:r>
+              <w:rPr>
+                <w:rFonts w:ascii="Times New Roman" w:hAnsi="Times New Roman"/>
+                <w:sz w:val="17"/>
+              </w:rPr>
+              <w:t>4750.1</w:t>
+            </w:r>
+          </w:p>
+        </w:tc>
+        <w:tc>
+          <w:tcPr>
+            <w:tcW w:type="dxa" w:w="1152"/>
+            <w:shd w:fill="F2F5F9"/>
+            <w:tcMar>
+              <w:top w:w="60" w:type="dxa"/>
+              <w:bottom w:w="60" w:type="dxa"/>
+              <w:left w:w="80" w:type="dxa"/>
+              <w:right w:w="80" w:type="dxa"/>
+            </w:tcMar>
+          </w:tcPr>
+          <w:p>
+            <w:pPr>
+              <w:jc w:val="right"/>
+            </w:pPr>
+            <w:r>
+              <w:rPr>
+                <w:rFonts w:ascii="Times New Roman" w:hAnsi="Times New Roman"/>
+                <w:sz w:val="17"/>
+              </w:rPr>
+              <w:t>3325.1</w:t>
+            </w:r>
+          </w:p>
+        </w:tc>
+      </w:tr>
+    </w:tbl>
+    <w:p/>
+    <w:p>
+      <w:pPr>
+        <w:pStyle w:val="Heading1"/>
+      </w:pPr>
+      <w:r>
+        <w:rPr>
+          <w:color w:val="1F4E79"/>
+        </w:rPr>
+        <w:t>CHƯƠNG 6. PHÂN TÍCH VÀ KIỂM TOÁN NỘI LỰC MÓNG CỌC (PHƯƠNG PHÁP MA TRẬN ĐỘ CỨNG TS_PILE)</w:t>
       </w:r>
     </w:p>
     <w:p>
@@ -12731,7 +13890,7 @@
                 <w:rFonts w:ascii="Times New Roman" w:hAnsi="Times New Roman"/>
                 <w:sz w:val="17"/>
               </w:rPr>
-              <w:t>6300.0</w:t>
+              <w:t>6710.2</w:t>
             </w:r>
           </w:p>
         </w:tc>
@@ -12755,7 +13914,7 @@
                 <w:rFonts w:ascii="Times New Roman" w:hAnsi="Times New Roman"/>
                 <w:sz w:val="17"/>
               </w:rPr>
-              <w:t>0.96</w:t>
+              <w:t>0.90</w:t>
             </w:r>
           </w:p>
         </w:tc>
@@ -12929,7 +14088,7 @@
                 <w:rFonts w:ascii="Times New Roman" w:hAnsi="Times New Roman"/>
                 <w:sz w:val="17"/>
               </w:rPr>
-              <w:t>6300.0</w:t>
+              <w:t>6710.2</w:t>
             </w:r>
           </w:p>
         </w:tc>
@@ -12953,7 +14112,7 @@
                 <w:rFonts w:ascii="Times New Roman" w:hAnsi="Times New Roman"/>
                 <w:sz w:val="17"/>
               </w:rPr>
-              <w:t>0.99</w:t>
+              <w:t>0.93</w:t>
             </w:r>
           </w:p>
         </w:tc>
@@ -13127,7 +14286,7 @@
                 <w:rFonts w:ascii="Times New Roman" w:hAnsi="Times New Roman"/>
                 <w:sz w:val="17"/>
               </w:rPr>
-              <w:t>6300.0</w:t>
+              <w:t>6710.2</w:t>
             </w:r>
           </w:p>
         </w:tc>
@@ -13151,7 +14310,7 @@
                 <w:rFonts w:ascii="Times New Roman" w:hAnsi="Times New Roman"/>
                 <w:sz w:val="17"/>
               </w:rPr>
-              <w:t>1.00</w:t>
+              <w:t>0.94</w:t>
             </w:r>
           </w:p>
         </w:tc>
@@ -13325,7 +14484,7 @@
                 <w:rFonts w:ascii="Times New Roman" w:hAnsi="Times New Roman"/>
                 <w:sz w:val="17"/>
               </w:rPr>
-              <w:t>6300.0</w:t>
+              <w:t>6710.2</w:t>
             </w:r>
           </w:p>
         </w:tc>
@@ -13349,7 +14508,7 @@
                 <w:rFonts w:ascii="Times New Roman" w:hAnsi="Times New Roman"/>
                 <w:sz w:val="17"/>
               </w:rPr>
-              <w:t>0.99</w:t>
+              <w:t>0.93</w:t>
             </w:r>
           </w:p>
         </w:tc>
@@ -13523,7 +14682,7 @@
                 <w:rFonts w:ascii="Times New Roman" w:hAnsi="Times New Roman"/>
                 <w:sz w:val="17"/>
               </w:rPr>
-              <w:t>6300.0</w:t>
+              <w:t>6710.2</w:t>
             </w:r>
           </w:p>
         </w:tc>
@@ -13547,7 +14706,7 @@
                 <w:rFonts w:ascii="Times New Roman" w:hAnsi="Times New Roman"/>
                 <w:sz w:val="17"/>
               </w:rPr>
-              <w:t>0.99</w:t>
+              <w:t>0.93</w:t>
             </w:r>
           </w:p>
         </w:tc>
@@ -13721,7 +14880,7 @@
                 <w:rFonts w:ascii="Times New Roman" w:hAnsi="Times New Roman"/>
                 <w:sz w:val="17"/>
               </w:rPr>
-              <w:t>6300.0</w:t>
+              <w:t>6710.2</w:t>
             </w:r>
           </w:p>
         </w:tc>
@@ -13745,7 +14904,7 @@
                 <w:rFonts w:ascii="Times New Roman" w:hAnsi="Times New Roman"/>
                 <w:sz w:val="17"/>
               </w:rPr>
-              <w:t>0.99</w:t>
+              <w:t>0.93</w:t>
             </w:r>
           </w:p>
         </w:tc>
@@ -13919,7 +15078,7 @@
                 <w:rFonts w:ascii="Times New Roman" w:hAnsi="Times New Roman"/>
                 <w:sz w:val="17"/>
               </w:rPr>
-              <w:t>6300.0</w:t>
+              <w:t>6710.2</w:t>
             </w:r>
           </w:p>
         </w:tc>
@@ -13943,7 +15102,7 @@
                 <w:rFonts w:ascii="Times New Roman" w:hAnsi="Times New Roman"/>
                 <w:sz w:val="17"/>
               </w:rPr>
-              <w:t>0.93</w:t>
+              <w:t>0.87</w:t>
             </w:r>
           </w:p>
         </w:tc>
@@ -14117,7 +15276,7 @@
                 <w:rFonts w:ascii="Times New Roman" w:hAnsi="Times New Roman"/>
                 <w:sz w:val="17"/>
               </w:rPr>
-              <w:t>6300.0</w:t>
+              <w:t>6710.2</w:t>
             </w:r>
           </w:p>
         </w:tc>
@@ -14141,7 +15300,7 @@
                 <w:rFonts w:ascii="Times New Roman" w:hAnsi="Times New Roman"/>
                 <w:sz w:val="17"/>
               </w:rPr>
-              <w:t>0.95</w:t>
+              <w:t>0.89</w:t>
             </w:r>
           </w:p>
         </w:tc>
@@ -14315,7 +15474,7 @@
                 <w:rFonts w:ascii="Times New Roman" w:hAnsi="Times New Roman"/>
                 <w:sz w:val="17"/>
               </w:rPr>
-              <w:t>6300.0</w:t>
+              <w:t>6710.2</w:t>
             </w:r>
           </w:p>
         </w:tc>
@@ -14339,7 +15498,7 @@
                 <w:rFonts w:ascii="Times New Roman" w:hAnsi="Times New Roman"/>
                 <w:sz w:val="17"/>
               </w:rPr>
-              <w:t>0.96</w:t>
+              <w:t>0.90</w:t>
             </w:r>
           </w:p>
         </w:tc>
@@ -14513,7 +15672,7 @@
                 <w:rFonts w:ascii="Times New Roman" w:hAnsi="Times New Roman"/>
                 <w:sz w:val="17"/>
               </w:rPr>
-              <w:t>6300.0</w:t>
+              <w:t>6710.2</w:t>
             </w:r>
           </w:p>
         </w:tc>
@@ -14537,7 +15696,7 @@
                 <w:rFonts w:ascii="Times New Roman" w:hAnsi="Times New Roman"/>
                 <w:sz w:val="17"/>
               </w:rPr>
-              <w:t>0.96</w:t>
+              <w:t>0.90</w:t>
             </w:r>
           </w:p>
         </w:tc>
@@ -14711,7 +15870,7 @@
                 <w:rFonts w:ascii="Times New Roman" w:hAnsi="Times New Roman"/>
                 <w:sz w:val="17"/>
               </w:rPr>
-              <w:t>6300.0</w:t>
+              <w:t>6710.2</w:t>
             </w:r>
           </w:p>
         </w:tc>
@@ -14735,7 +15894,7 @@
                 <w:rFonts w:ascii="Times New Roman" w:hAnsi="Times New Roman"/>
                 <w:sz w:val="17"/>
               </w:rPr>
-              <w:t>0.97</w:t>
+              <w:t>0.91</w:t>
             </w:r>
           </w:p>
         </w:tc>
@@ -14909,7 +16068,7 @@
                 <w:rFonts w:ascii="Times New Roman" w:hAnsi="Times New Roman"/>
                 <w:sz w:val="17"/>
               </w:rPr>
-              <w:t>6300.0</w:t>
+              <w:t>6710.2</w:t>
             </w:r>
           </w:p>
         </w:tc>
@@ -14933,7 +16092,7 @@
                 <w:rFonts w:ascii="Times New Roman" w:hAnsi="Times New Roman"/>
                 <w:sz w:val="17"/>
               </w:rPr>
-              <w:t>0.99</w:t>
+              <w:t>0.93</w:t>
             </w:r>
           </w:p>
         </w:tc>
@@ -15107,7 +16266,7 @@
                 <w:rFonts w:ascii="Times New Roman" w:hAnsi="Times New Roman"/>
                 <w:sz w:val="17"/>
               </w:rPr>
-              <w:t>6300.0</w:t>
+              <w:t>6710.2</w:t>
             </w:r>
           </w:p>
         </w:tc>
@@ -15131,7 +16290,7 @@
                 <w:rFonts w:ascii="Times New Roman" w:hAnsi="Times New Roman"/>
                 <w:sz w:val="17"/>
               </w:rPr>
-              <w:t>0.84</w:t>
+              <w:t>0.79</w:t>
             </w:r>
           </w:p>
         </w:tc>
@@ -15305,7 +16464,7 @@
                 <w:rFonts w:ascii="Times New Roman" w:hAnsi="Times New Roman"/>
                 <w:sz w:val="17"/>
               </w:rPr>
-              <w:t>6300.0</w:t>
+              <w:t>6710.2</w:t>
             </w:r>
           </w:p>
         </w:tc>
@@ -15329,7 +16488,7 @@
                 <w:rFonts w:ascii="Times New Roman" w:hAnsi="Times New Roman"/>
                 <w:sz w:val="17"/>
               </w:rPr>
-              <w:t>0.86</w:t>
+              <w:t>0.81</w:t>
             </w:r>
           </w:p>
         </w:tc>
@@ -15503,7 +16662,7 @@
                 <w:rFonts w:ascii="Times New Roman" w:hAnsi="Times New Roman"/>
                 <w:sz w:val="17"/>
               </w:rPr>
-              <w:t>6300.0</w:t>
+              <w:t>6710.2</w:t>
             </w:r>
           </w:p>
         </w:tc>
@@ -15527,7 +16686,7 @@
                 <w:rFonts w:ascii="Times New Roman" w:hAnsi="Times New Roman"/>
                 <w:sz w:val="17"/>
               </w:rPr>
-              <w:t>0.87</w:t>
+              <w:t>0.82</w:t>
             </w:r>
           </w:p>
         </w:tc>
@@ -15701,7 +16860,7 @@
                 <w:rFonts w:ascii="Times New Roman" w:hAnsi="Times New Roman"/>
                 <w:sz w:val="17"/>
               </w:rPr>
-              <w:t>6300.0</w:t>
+              <w:t>6710.2</w:t>
             </w:r>
           </w:p>
         </w:tc>
@@ -15725,7 +16884,7 @@
                 <w:rFonts w:ascii="Times New Roman" w:hAnsi="Times New Roman"/>
                 <w:sz w:val="17"/>
               </w:rPr>
-              <w:t>0.86</w:t>
+              <w:t>0.81</w:t>
             </w:r>
           </w:p>
         </w:tc>
@@ -15899,7 +17058,7 @@
                 <w:rFonts w:ascii="Times New Roman" w:hAnsi="Times New Roman"/>
                 <w:sz w:val="17"/>
               </w:rPr>
-              <w:t>6300.0</w:t>
+              <w:t>6710.2</w:t>
             </w:r>
           </w:p>
         </w:tc>
@@ -15923,7 +17082,7 @@
                 <w:rFonts w:ascii="Times New Roman" w:hAnsi="Times New Roman"/>
                 <w:sz w:val="17"/>
               </w:rPr>
-              <w:t>0.87</w:t>
+              <w:t>0.81</w:t>
             </w:r>
           </w:p>
         </w:tc>
@@ -16097,7 +17256,7 @@
                 <w:rFonts w:ascii="Times New Roman" w:hAnsi="Times New Roman"/>
                 <w:sz w:val="17"/>
               </w:rPr>
-              <w:t>6300.0</w:t>
+              <w:t>6710.2</w:t>
             </w:r>
           </w:p>
         </w:tc>
@@ -16121,7 +17280,7 @@
                 <w:rFonts w:ascii="Times New Roman" w:hAnsi="Times New Roman"/>
                 <w:sz w:val="17"/>
               </w:rPr>
-              <w:t>0.86</w:t>
+              <w:t>0.81</w:t>
             </w:r>
           </w:p>
         </w:tc>
@@ -16295,7 +17454,7 @@
                 <w:rFonts w:ascii="Times New Roman" w:hAnsi="Times New Roman"/>
                 <w:sz w:val="17"/>
               </w:rPr>
-              <w:t>6300.0</w:t>
+              <w:t>6710.2</w:t>
             </w:r>
           </w:p>
         </w:tc>
@@ -16319,7 +17478,7 @@
                 <w:rFonts w:ascii="Times New Roman" w:hAnsi="Times New Roman"/>
                 <w:sz w:val="17"/>
               </w:rPr>
-              <w:t>0.85</w:t>
+              <w:t>0.79</w:t>
             </w:r>
           </w:p>
         </w:tc>
@@ -16493,7 +17652,7 @@
                 <w:rFonts w:ascii="Times New Roman" w:hAnsi="Times New Roman"/>
                 <w:sz w:val="17"/>
               </w:rPr>
-              <w:t>6300.0</w:t>
+              <w:t>6710.2</w:t>
             </w:r>
           </w:p>
         </w:tc>
@@ -16517,7 +17676,7 @@
                 <w:rFonts w:ascii="Times New Roman" w:hAnsi="Times New Roman"/>
                 <w:sz w:val="17"/>
               </w:rPr>
-              <w:t>0.72</w:t>
+              <w:t>0.68</w:t>
             </w:r>
           </w:p>
         </w:tc>
@@ -16691,7 +17850,7 @@
                 <w:rFonts w:ascii="Times New Roman" w:hAnsi="Times New Roman"/>
                 <w:sz w:val="17"/>
               </w:rPr>
-              <w:t>6300.0</w:t>
+              <w:t>6710.2</w:t>
             </w:r>
           </w:p>
         </w:tc>
@@ -16715,7 +17874,7 @@
                 <w:rFonts w:ascii="Times New Roman" w:hAnsi="Times New Roman"/>
                 <w:sz w:val="17"/>
               </w:rPr>
-              <w:t>0.91</w:t>
+              <w:t>0.86</w:t>
             </w:r>
           </w:p>
         </w:tc>
@@ -16889,7 +18048,7 @@
                 <w:rFonts w:ascii="Times New Roman" w:hAnsi="Times New Roman"/>
                 <w:sz w:val="17"/>
               </w:rPr>
-              <w:t>6300.0</w:t>
+              <w:t>6710.2</w:t>
             </w:r>
           </w:p>
         </w:tc>
@@ -16913,7 +18072,7 @@
                 <w:rFonts w:ascii="Times New Roman" w:hAnsi="Times New Roman"/>
                 <w:sz w:val="17"/>
               </w:rPr>
-              <w:t>0.94</w:t>
+              <w:t>0.88</w:t>
             </w:r>
           </w:p>
         </w:tc>
@@ -17087,7 +18246,7 @@
                 <w:rFonts w:ascii="Times New Roman" w:hAnsi="Times New Roman"/>
                 <w:sz w:val="17"/>
               </w:rPr>
-              <w:t>6300.0</w:t>
+              <w:t>6710.2</w:t>
             </w:r>
           </w:p>
         </w:tc>
@@ -17111,7 +18270,7 @@
                 <w:rFonts w:ascii="Times New Roman" w:hAnsi="Times New Roman"/>
                 <w:sz w:val="17"/>
               </w:rPr>
-              <w:t>0.95</w:t>
+              <w:t>0.90</w:t>
             </w:r>
           </w:p>
         </w:tc>
@@ -17285,7 +18444,7 @@
                 <w:rFonts w:ascii="Times New Roman" w:hAnsi="Times New Roman"/>
                 <w:sz w:val="17"/>
               </w:rPr>
-              <w:t>4500.0</w:t>
+              <w:t>10927.1</w:t>
             </w:r>
           </w:p>
         </w:tc>
@@ -17309,7 +18468,7 @@
                 <w:rFonts w:ascii="Times New Roman" w:hAnsi="Times New Roman"/>
                 <w:sz w:val="17"/>
               </w:rPr>
-              <w:t>0.99</w:t>
+              <w:t>0.41</w:t>
             </w:r>
           </w:p>
         </w:tc>
@@ -17483,7 +18642,7 @@
                 <w:rFonts w:ascii="Times New Roman" w:hAnsi="Times New Roman"/>
                 <w:sz w:val="17"/>
               </w:rPr>
-              <w:t>4500.0</w:t>
+              <w:t>10927.1</w:t>
             </w:r>
           </w:p>
         </w:tc>
@@ -17507,7 +18666,7 @@
                 <w:rFonts w:ascii="Times New Roman" w:hAnsi="Times New Roman"/>
                 <w:sz w:val="17"/>
               </w:rPr>
-              <w:t>1.01</w:t>
+              <w:t>0.42</w:t>
             </w:r>
           </w:p>
         </w:tc>
@@ -17530,10 +18689,10 @@
               <w:rPr>
                 <w:rFonts w:ascii="Times New Roman" w:hAnsi="Times New Roman"/>
                 <w:b/>
-                <w:color w:val="C80000"/>
-                <w:sz w:val="17"/>
-              </w:rPr>
-              <w:t>VƯỢT TẢI</w:t>
+                <w:color w:val="008000"/>
+                <w:sz w:val="17"/>
+              </w:rPr>
+              <w:t>ĐẠT</w:t>
             </w:r>
           </w:p>
         </w:tc>
@@ -17681,7 +18840,7 @@
                 <w:rFonts w:ascii="Times New Roman" w:hAnsi="Times New Roman"/>
                 <w:sz w:val="17"/>
               </w:rPr>
-              <w:t>4500.0</w:t>
+              <w:t>10927.1</w:t>
             </w:r>
           </w:p>
         </w:tc>
@@ -17705,7 +18864,7 @@
                 <w:rFonts w:ascii="Times New Roman" w:hAnsi="Times New Roman"/>
                 <w:sz w:val="17"/>
               </w:rPr>
-              <w:t>1.02</w:t>
+              <w:t>0.42</w:t>
             </w:r>
           </w:p>
         </w:tc>
@@ -17728,10 +18887,10 @@
               <w:rPr>
                 <w:rFonts w:ascii="Times New Roman" w:hAnsi="Times New Roman"/>
                 <w:b/>
-                <w:color w:val="C80000"/>
-                <w:sz w:val="17"/>
-              </w:rPr>
-              <w:t>VƯỢT TẢI</w:t>
+                <w:color w:val="008000"/>
+                <w:sz w:val="17"/>
+              </w:rPr>
+              <w:t>ĐẠT</w:t>
             </w:r>
           </w:p>
         </w:tc>
@@ -17879,7 +19038,7 @@
                 <w:rFonts w:ascii="Times New Roman" w:hAnsi="Times New Roman"/>
                 <w:sz w:val="17"/>
               </w:rPr>
-              <w:t>4500.0</w:t>
+              <w:t>10927.1</w:t>
             </w:r>
           </w:p>
         </w:tc>
@@ -17903,7 +19062,7 @@
                 <w:rFonts w:ascii="Times New Roman" w:hAnsi="Times New Roman"/>
                 <w:sz w:val="17"/>
               </w:rPr>
-              <w:t>1.01</w:t>
+              <w:t>0.41</w:t>
             </w:r>
           </w:p>
         </w:tc>
@@ -17926,10 +19085,10 @@
               <w:rPr>
                 <w:rFonts w:ascii="Times New Roman" w:hAnsi="Times New Roman"/>
                 <w:b/>
-                <w:color w:val="C80000"/>
-                <w:sz w:val="17"/>
-              </w:rPr>
-              <w:t>VƯỢT TẢI</w:t>
+                <w:color w:val="008000"/>
+                <w:sz w:val="17"/>
+              </w:rPr>
+              <w:t>ĐẠT</w:t>
             </w:r>
           </w:p>
         </w:tc>
@@ -18077,7 +19236,7 @@
                 <w:rFonts w:ascii="Times New Roman" w:hAnsi="Times New Roman"/>
                 <w:sz w:val="17"/>
               </w:rPr>
-              <w:t>4500.0</w:t>
+              <w:t>10927.1</w:t>
             </w:r>
           </w:p>
         </w:tc>
@@ -18101,7 +19260,7 @@
                 <w:rFonts w:ascii="Times New Roman" w:hAnsi="Times New Roman"/>
                 <w:sz w:val="17"/>
               </w:rPr>
-              <w:t>1.01</w:t>
+              <w:t>0.42</w:t>
             </w:r>
           </w:p>
         </w:tc>
@@ -18124,10 +19283,10 @@
               <w:rPr>
                 <w:rFonts w:ascii="Times New Roman" w:hAnsi="Times New Roman"/>
                 <w:b/>
-                <w:color w:val="C80000"/>
-                <w:sz w:val="17"/>
-              </w:rPr>
-              <w:t>VƯỢT TẢI</w:t>
+                <w:color w:val="008000"/>
+                <w:sz w:val="17"/>
+              </w:rPr>
+              <w:t>ĐẠT</w:t>
             </w:r>
           </w:p>
         </w:tc>
@@ -18275,7 +19434,7 @@
                 <w:rFonts w:ascii="Times New Roman" w:hAnsi="Times New Roman"/>
                 <w:sz w:val="17"/>
               </w:rPr>
-              <w:t>4500.0</w:t>
+              <w:t>10927.1</w:t>
             </w:r>
           </w:p>
         </w:tc>
@@ -18299,7 +19458,7 @@
                 <w:rFonts w:ascii="Times New Roman" w:hAnsi="Times New Roman"/>
                 <w:sz w:val="17"/>
               </w:rPr>
-              <w:t>1.01</w:t>
+              <w:t>0.41</w:t>
             </w:r>
           </w:p>
         </w:tc>
@@ -18322,10 +19481,10 @@
               <w:rPr>
                 <w:rFonts w:ascii="Times New Roman" w:hAnsi="Times New Roman"/>
                 <w:b/>
-                <w:color w:val="C80000"/>
-                <w:sz w:val="17"/>
-              </w:rPr>
-              <w:t>VƯỢT TẢI</w:t>
+                <w:color w:val="008000"/>
+                <w:sz w:val="17"/>
+              </w:rPr>
+              <w:t>ĐẠT</w:t>
             </w:r>
           </w:p>
         </w:tc>
@@ -18473,7 +19632,7 @@
                 <w:rFonts w:ascii="Times New Roman" w:hAnsi="Times New Roman"/>
                 <w:sz w:val="17"/>
               </w:rPr>
-              <w:t>4500.0</w:t>
+              <w:t>10927.1</w:t>
             </w:r>
           </w:p>
         </w:tc>
@@ -18497,7 +19656,7 @@
                 <w:rFonts w:ascii="Times New Roman" w:hAnsi="Times New Roman"/>
                 <w:sz w:val="17"/>
               </w:rPr>
-              <w:t>0.96</w:t>
+              <w:t>0.40</w:t>
             </w:r>
           </w:p>
         </w:tc>
@@ -18671,7 +19830,7 @@
                 <w:rFonts w:ascii="Times New Roman" w:hAnsi="Times New Roman"/>
                 <w:sz w:val="17"/>
               </w:rPr>
-              <w:t>4500.0</w:t>
+              <w:t>10927.1</w:t>
             </w:r>
           </w:p>
         </w:tc>
@@ -18695,7 +19854,7 @@
                 <w:rFonts w:ascii="Times New Roman" w:hAnsi="Times New Roman"/>
                 <w:sz w:val="17"/>
               </w:rPr>
-              <w:t>0.97</w:t>
+              <w:t>0.40</w:t>
             </w:r>
           </w:p>
         </w:tc>
@@ -18869,7 +20028,7 @@
                 <w:rFonts w:ascii="Times New Roman" w:hAnsi="Times New Roman"/>
                 <w:sz w:val="17"/>
               </w:rPr>
-              <w:t>4500.0</w:t>
+              <w:t>10927.1</w:t>
             </w:r>
           </w:p>
         </w:tc>
@@ -18893,7 +20052,7 @@
                 <w:rFonts w:ascii="Times New Roman" w:hAnsi="Times New Roman"/>
                 <w:sz w:val="17"/>
               </w:rPr>
-              <w:t>0.98</w:t>
+              <w:t>0.40</w:t>
             </w:r>
           </w:p>
         </w:tc>
@@ -19067,7 +20226,7 @@
                 <w:rFonts w:ascii="Times New Roman" w:hAnsi="Times New Roman"/>
                 <w:sz w:val="17"/>
               </w:rPr>
-              <w:t>4500.0</w:t>
+              <w:t>10927.1</w:t>
             </w:r>
           </w:p>
         </w:tc>
@@ -19091,7 +20250,7 @@
                 <w:rFonts w:ascii="Times New Roman" w:hAnsi="Times New Roman"/>
                 <w:sz w:val="17"/>
               </w:rPr>
-              <w:t>0.98</w:t>
+              <w:t>0.40</w:t>
             </w:r>
           </w:p>
         </w:tc>
@@ -19265,7 +20424,7 @@
                 <w:rFonts w:ascii="Times New Roman" w:hAnsi="Times New Roman"/>
                 <w:sz w:val="17"/>
               </w:rPr>
-              <w:t>4500.0</w:t>
+              <w:t>10927.1</w:t>
             </w:r>
           </w:p>
         </w:tc>
@@ -19289,7 +20448,7 @@
                 <w:rFonts w:ascii="Times New Roman" w:hAnsi="Times New Roman"/>
                 <w:sz w:val="17"/>
               </w:rPr>
-              <w:t>0.99</w:t>
+              <w:t>0.41</w:t>
             </w:r>
           </w:p>
         </w:tc>
@@ -19463,7 +20622,7 @@
                 <w:rFonts w:ascii="Times New Roman" w:hAnsi="Times New Roman"/>
                 <w:sz w:val="17"/>
               </w:rPr>
-              <w:t>4500.0</w:t>
+              <w:t>10927.1</w:t>
             </w:r>
           </w:p>
         </w:tc>
@@ -19487,7 +20646,7 @@
                 <w:rFonts w:ascii="Times New Roman" w:hAnsi="Times New Roman"/>
                 <w:sz w:val="17"/>
               </w:rPr>
-              <w:t>1.00</w:t>
+              <w:t>0.41</w:t>
             </w:r>
           </w:p>
         </w:tc>
@@ -19510,10 +20669,10 @@
               <w:rPr>
                 <w:rFonts w:ascii="Times New Roman" w:hAnsi="Times New Roman"/>
                 <w:b/>
-                <w:color w:val="C80000"/>
-                <w:sz w:val="17"/>
-              </w:rPr>
-              <w:t>VƯỢT TẢI</w:t>
+                <w:color w:val="008000"/>
+                <w:sz w:val="17"/>
+              </w:rPr>
+              <w:t>ĐẠT</w:t>
             </w:r>
           </w:p>
         </w:tc>
@@ -19661,7 +20820,7 @@
                 <w:rFonts w:ascii="Times New Roman" w:hAnsi="Times New Roman"/>
                 <w:sz w:val="17"/>
               </w:rPr>
-              <w:t>8100.0</w:t>
+              <w:t>10927.1</w:t>
             </w:r>
           </w:p>
         </w:tc>
@@ -19685,7 +20844,7 @@
                 <w:rFonts w:ascii="Times New Roman" w:hAnsi="Times New Roman"/>
                 <w:sz w:val="17"/>
               </w:rPr>
-              <w:t>0.85</w:t>
+              <w:t>0.63</w:t>
             </w:r>
           </w:p>
         </w:tc>
@@ -19859,7 +21018,7 @@
                 <w:rFonts w:ascii="Times New Roman" w:hAnsi="Times New Roman"/>
                 <w:sz w:val="17"/>
               </w:rPr>
-              <w:t>8100.0</w:t>
+              <w:t>10927.1</w:t>
             </w:r>
           </w:p>
         </w:tc>
@@ -19883,7 +21042,7 @@
                 <w:rFonts w:ascii="Times New Roman" w:hAnsi="Times New Roman"/>
                 <w:sz w:val="17"/>
               </w:rPr>
-              <w:t>0.68</w:t>
+              <w:t>0.50</w:t>
             </w:r>
           </w:p>
         </w:tc>
@@ -19950,7 +21109,7 @@
         <w:rPr>
           <w:color w:val="1F4E79"/>
         </w:rPr>
-        <w:t>CHƯƠNG 6. CHI TIẾT KIỂM TOÁN CÁC BỘ PHẬN KẾT CẤU</w:t>
+        <w:t>CHƯƠNG 7. CHI TIẾT KIỂM TOÁN CÁC BỘ PHẬN KẾT CẤU</w:t>
       </w:r>
     </w:p>
     <w:p>
@@ -20039,9 +21198,9 @@
       <w:r>
         <w:rPr>
           <w:b/>
-          <w:color w:val="C80000"/>
+          <w:color w:val="008000"/>
         </w:rPr>
-        <w:t>KẾT LUẬN: Một số chỉ tiêu kiểm toán chưa thỏa mãn điều kiện theo TCVN 11823:2017. Đề nghị kỹ sư điều chỉnh kích thước hoặc tăng cường cốt thép.</w:t>
+        <w:t>KẾT LUẬN: Kết cấu Mố cầu đáp ứng đầy đủ tất cả các điều kiện cường độ, sử dụng, nứt và ổn định móng cọc theo tiêu chuẩn TCVN 11823:2017. Đủ điều kiện triển khai bản vẽ thi công.</w:t>
       </w:r>
     </w:p>
     <w:sectPr>
